--- a/public/templates/examples/A-103-FirewallRulesetDocumentation-EXAMPLE-M.docx
+++ b/public/templates/examples/A-103-FirewallRulesetDocumentation-EXAMPLE-M.docx
@@ -34,6 +34,9 @@
         <w:gridCol w:w="9360"/>
       </w:tblGrid>
       <w:tr>
+        <w:trPr>
+          <w:cantSplit/>
+        </w:trPr>
         <w:tc>
           <w:tcPr>
             <w:tcW w:type="dxa" w:w="9360"/>
@@ -258,6 +261,7 @@
       </w:tblGrid>
       <w:tr>
         <w:trPr>
+          <w:cantSplit/>
           <w:tblHeader/>
         </w:trPr>
         <w:tc>
@@ -386,6 +390,9 @@
         </w:tc>
       </w:tr>
       <w:tr>
+        <w:trPr>
+          <w:cantSplit/>
+        </w:trPr>
         <w:tc>
           <w:tcPr>
             <w:tcW w:type="dxa" w:w="2600"/>
@@ -512,6 +519,9 @@
         </w:tc>
       </w:tr>
       <w:tr>
+        <w:trPr>
+          <w:cantSplit/>
+        </w:trPr>
         <w:tc>
           <w:tcPr>
             <w:tcW w:type="dxa" w:w="2600"/>
@@ -638,6 +648,9 @@
         </w:tc>
       </w:tr>
       <w:tr>
+        <w:trPr>
+          <w:cantSplit/>
+        </w:trPr>
         <w:tc>
           <w:tcPr>
             <w:tcW w:type="dxa" w:w="2600"/>
@@ -802,6 +815,7 @@
       </w:tblGrid>
       <w:tr>
         <w:trPr>
+          <w:cantSplit/>
           <w:tblHeader/>
         </w:trPr>
         <w:tc>
@@ -961,6 +975,9 @@
         </w:tc>
       </w:tr>
       <w:tr>
+        <w:trPr>
+          <w:cantSplit/>
+        </w:trPr>
         <w:tc>
           <w:tcPr>
             <w:tcW w:type="dxa" w:w="1550"/>
@@ -1118,6 +1135,9 @@
         </w:tc>
       </w:tr>
       <w:tr>
+        <w:trPr>
+          <w:cantSplit/>
+        </w:trPr>
         <w:tc>
           <w:tcPr>
             <w:tcW w:type="dxa" w:w="1550"/>
@@ -1275,6 +1295,9 @@
         </w:tc>
       </w:tr>
       <w:tr>
+        <w:trPr>
+          <w:cantSplit/>
+        </w:trPr>
         <w:tc>
           <w:tcPr>
             <w:tcW w:type="dxa" w:w="1550"/>
@@ -1470,6 +1493,7 @@
       </w:tblGrid>
       <w:tr>
         <w:trPr>
+          <w:cantSplit/>
           <w:tblHeader/>
         </w:trPr>
         <w:tc>
@@ -1629,6 +1653,9 @@
         </w:tc>
       </w:tr>
       <w:tr>
+        <w:trPr>
+          <w:cantSplit/>
+        </w:trPr>
         <w:tc>
           <w:tcPr>
             <w:tcW w:type="dxa" w:w="2150"/>
@@ -1786,6 +1813,9 @@
         </w:tc>
       </w:tr>
       <w:tr>
+        <w:trPr>
+          <w:cantSplit/>
+        </w:trPr>
         <w:tc>
           <w:tcPr>
             <w:tcW w:type="dxa" w:w="2150"/>
@@ -2012,6 +2042,7 @@
       </w:tblGrid>
       <w:tr>
         <w:trPr>
+          <w:cantSplit/>
           <w:tblHeader/>
         </w:trPr>
         <w:tc>
@@ -2078,6 +2109,9 @@
         </w:tc>
       </w:tr>
       <w:tr>
+        <w:trPr>
+          <w:cantSplit/>
+        </w:trPr>
         <w:tc>
           <w:tcPr>
             <w:tcW w:type="dxa" w:w="3200"/>
@@ -2163,6 +2197,9 @@
         <w:gridCol w:w="9360"/>
       </w:tblGrid>
       <w:tr>
+        <w:trPr>
+          <w:cantSplit/>
+        </w:trPr>
         <w:tc>
           <w:tcPr>
             <w:tcW w:type="dxa" w:w="9360"/>
@@ -2262,6 +2299,7 @@
       </w:tblGrid>
       <w:tr>
         <w:trPr>
+          <w:cantSplit/>
           <w:tblHeader/>
         </w:trPr>
         <w:tc>
@@ -2390,6 +2428,9 @@
         </w:tc>
       </w:tr>
       <w:tr>
+        <w:trPr>
+          <w:cantSplit/>
+        </w:trPr>
         <w:tc>
           <w:tcPr>
             <w:tcW w:type="dxa" w:w="3000"/>
@@ -2489,6 +2530,9 @@
         </w:tc>
       </w:tr>
       <w:tr>
+        <w:trPr>
+          <w:cantSplit/>
+        </w:trPr>
         <w:tc>
           <w:tcPr>
             <w:tcW w:type="dxa" w:w="3000"/>
@@ -2625,6 +2669,7 @@
       </w:tblGrid>
       <w:tr>
         <w:trPr>
+          <w:cantSplit/>
           <w:tblHeader/>
         </w:trPr>
         <w:tc>
@@ -2753,6 +2798,9 @@
         </w:tc>
       </w:tr>
       <w:tr>
+        <w:trPr>
+          <w:cantSplit/>
+        </w:trPr>
         <w:tc>
           <w:tcPr>
             <w:tcW w:type="dxa" w:w="1300"/>
@@ -2887,8 +2935,6 @@
     <w:sectPr>
       <w:headerReference w:type="default" r:id="rId7"/>
       <w:footerReference w:type="default" r:id="rId8"/>
-      <w:headerReference w:type="first" r:id="rId10"/>
-      <w:headerReference w:type="even" r:id="rId11"/>
       <w:pgSz w:w="12240" w:h="15840" w:orient="portrait"/>
       <w:pgMar w:top="1440" w:right="1440" w:bottom="1440" w:left="1440" w:header="708" w:footer="708" w:gutter="0"/>
       <w:pgNumType/>
@@ -2896,10 +2942,6 @@
     </w:sectPr>
   </w:body>
 </w:document>
-</file>
-
-<file path=word/comments.xml><?xml version="1.0" encoding="utf-8"?>
-<w:comments xmlns:cx="http://schemas.microsoft.com/office/drawing/2014/chartex" xmlns:cx1="http://schemas.microsoft.com/office/drawing/2015/9/8/chartex" xmlns:cx2="http://schemas.microsoft.com/office/drawing/2015/10/21/chartex" xmlns:cx3="http://schemas.microsoft.com/office/drawing/2016/5/9/chartex" xmlns:cx4="http://schemas.microsoft.com/office/drawing/2016/5/10/chartex" xmlns:cx5="http://schemas.microsoft.com/office/drawing/2016/5/11/chartex" xmlns:cx6="http://schemas.microsoft.com/office/drawing/2016/5/12/chartex" xmlns:cx7="http://schemas.microsoft.com/office/drawing/2016/5/13/chartex" xmlns:cx8="http://schemas.microsoft.com/office/drawing/2016/5/14/chartex" xmlns:mc="http://schemas.openxmlformats.org/markup-compatibility/2006" xmlns:aink="http://schemas.microsoft.com/office/drawing/2016/ink" xmlns:am3d="http://schemas.microsoft.com/office/drawing/2017/model3d" xmlns:o="urn:schemas-microsoft-com:office:office" xmlns:r="http://schemas.openxmlformats.org/officeDocument/2006/relationships" xmlns:m="http://schemas.openxmlformats.org/officeDocument/2006/math" xmlns:v="urn:schemas-microsoft-com:vml" xmlns:wp14="http://schemas.microsoft.com/office/word/2010/wordprocessingDrawing" xmlns:wp="http://schemas.openxmlformats.org/drawingml/2006/wordprocessingDrawing" xmlns:w10="urn:schemas-microsoft-com:office:word" xmlns:w="http://schemas.openxmlformats.org/wordprocessingml/2006/main" xmlns:w14="http://schemas.microsoft.com/office/word/2010/wordml" xmlns:w15="http://schemas.microsoft.com/office/word/2012/wordml" xmlns:w16cex="http://schemas.microsoft.com/office/word/2018/wordml/cex" xmlns:w16cid="http://schemas.microsoft.com/office/word/2016/wordml/cid" xmlns:w16="http://schemas.microsoft.com/office/word/2018/wordml" xmlns:w16sdtdh="http://schemas.microsoft.com/office/word/2020/wordml/sdtdatahash" xmlns:w16se="http://schemas.microsoft.com/office/word/2015/wordml/symex" xmlns:wpg="http://schemas.microsoft.com/office/word/2010/wordprocessingGroup" xmlns:wpi="http://schemas.microsoft.com/office/word/2010/wordprocessingInk" xmlns:wne="http://schemas.microsoft.com/office/word/2006/wordml" xmlns:wps="http://schemas.microsoft.com/office/word/2010/wordprocessingShape"/>
 </file>
 
 <file path=word/endnotes.xml><?xml version="1.0" encoding="utf-8"?>
@@ -3037,7 +3079,7 @@
     <w:r>
       <w:drawing>
         <wp:inline xmlns:a="http://schemas.openxmlformats.org/drawingml/2006/main" xmlns:pic="http://schemas.openxmlformats.org/drawingml/2006/picture">
-          <wp:extent cx="822960" cy="822960"/>
+          <wp:extent cx="777240" cy="777240"/>
           <wp:docPr id="1" name="Picture 1"/>
           <wp:cNvGraphicFramePr>
             <a:graphicFrameLocks noChangeAspect="1"/>
@@ -3058,7 +3100,7 @@
                 <pic:spPr>
                   <a:xfrm>
                     <a:off x="0" y="0"/>
-                    <a:ext cx="822960" cy="822960"/>
+                    <a:ext cx="777240" cy="777240"/>
                   </a:xfrm>
                   <a:prstGeom prst="rect"/>
                 </pic:spPr>
@@ -3132,26 +3174,6 @@
 </w:hdr>
 </file>
 
-<file path=word/header2.xml><?xml version="1.0" encoding="utf-8"?>
-<w:hdr xmlns:m="http://schemas.openxmlformats.org/officeDocument/2006/math" xmlns:mc="http://schemas.openxmlformats.org/markup-compatibility/2006" xmlns:mo="http://schemas.microsoft.com/office/mac/office/2008/main" xmlns:mv="urn:schemas-microsoft-com:mac:vml" xmlns:o="urn:schemas-microsoft-com:office:office" xmlns:r="http://schemas.openxmlformats.org/officeDocument/2006/relationships" xmlns:v="urn:schemas-microsoft-com:vml" xmlns:w10="urn:schemas-microsoft-com:office:word" xmlns:w14="http://schemas.microsoft.com/office/word/2010/wordml" xmlns:w="http://schemas.openxmlformats.org/wordprocessingml/2006/main" xmlns:wne="http://schemas.microsoft.com/office/word/2006/wordml" xmlns:wp14="http://schemas.microsoft.com/office/word/2010/wordprocessingDrawing" xmlns:wp="http://schemas.openxmlformats.org/drawingml/2006/wordprocessingDrawing" xmlns:wpc="http://schemas.microsoft.com/office/word/2010/wordprocessingCanvas" xmlns:wpg="http://schemas.microsoft.com/office/word/2010/wordprocessingGroup" xmlns:wpi="http://schemas.microsoft.com/office/word/2010/wordprocessingInk" xmlns:wps="http://schemas.microsoft.com/office/word/2010/wordprocessingShape" mc:Ignorable="w14 wp14">
-  <w:p>
-    <w:pPr>
-      <w:pStyle w:val="Header"/>
-    </w:pPr>
-  </w:p>
-</w:hdr>
-</file>
-
-<file path=word/header3.xml><?xml version="1.0" encoding="utf-8"?>
-<w:hdr xmlns:m="http://schemas.openxmlformats.org/officeDocument/2006/math" xmlns:mc="http://schemas.openxmlformats.org/markup-compatibility/2006" xmlns:mo="http://schemas.microsoft.com/office/mac/office/2008/main" xmlns:mv="urn:schemas-microsoft-com:mac:vml" xmlns:o="urn:schemas-microsoft-com:office:office" xmlns:r="http://schemas.openxmlformats.org/officeDocument/2006/relationships" xmlns:v="urn:schemas-microsoft-com:vml" xmlns:w10="urn:schemas-microsoft-com:office:word" xmlns:w14="http://schemas.microsoft.com/office/word/2010/wordml" xmlns:w="http://schemas.openxmlformats.org/wordprocessingml/2006/main" xmlns:wne="http://schemas.microsoft.com/office/word/2006/wordml" xmlns:wp14="http://schemas.microsoft.com/office/word/2010/wordprocessingDrawing" xmlns:wp="http://schemas.openxmlformats.org/drawingml/2006/wordprocessingDrawing" xmlns:wpc="http://schemas.microsoft.com/office/word/2010/wordprocessingCanvas" xmlns:wpg="http://schemas.microsoft.com/office/word/2010/wordprocessingGroup" xmlns:wpi="http://schemas.microsoft.com/office/word/2010/wordprocessingInk" xmlns:wps="http://schemas.microsoft.com/office/word/2010/wordprocessingShape" mc:Ignorable="w14 wp14">
-  <w:p>
-    <w:pPr>
-      <w:pStyle w:val="Header"/>
-    </w:pPr>
-  </w:p>
-</w:hdr>
-</file>
-
 <file path=word/numbering.xml><?xml version="1.0" encoding="utf-8"?>
 <w:numbering xmlns:wpc="http://schemas.microsoft.com/office/word/2010/wordprocessingCanvas" xmlns:mc="http://schemas.openxmlformats.org/markup-compatibility/2006" xmlns:o="urn:schemas-microsoft-com:office:office" xmlns:r="http://schemas.openxmlformats.org/officeDocument/2006/relationships" xmlns:m="http://schemas.openxmlformats.org/officeDocument/2006/math" xmlns:v="urn:schemas-microsoft-com:vml" xmlns:wp14="http://schemas.microsoft.com/office/word/2010/wordprocessingDrawing" xmlns:wp="http://schemas.openxmlformats.org/drawingml/2006/wordprocessingDrawing" xmlns:w10="urn:schemas-microsoft-com:office:word" xmlns:w="http://schemas.openxmlformats.org/wordprocessingml/2006/main" xmlns:w14="http://schemas.microsoft.com/office/word/2010/wordml" xmlns:w15="http://schemas.microsoft.com/office/word/2012/wordml" xmlns:wpg="http://schemas.microsoft.com/office/word/2010/wordprocessingGroup" xmlns:wpi="http://schemas.microsoft.com/office/word/2010/wordprocessingInk" xmlns:wne="http://schemas.microsoft.com/office/word/2006/wordml" xmlns:wps="http://schemas.microsoft.com/office/word/2010/wordprocessingShape" mc:Ignorable="w14 w15 wp14">
   <w:abstractNum w:abstractNumId="1" w15:restartNumberingAfterBreak="0">
@@ -3401,37 +3423,24 @@
       <w:szCs w:val="56"/>
     </w:rPr>
   </w:style>
-  <w:style w:type="paragraph" w:styleId="Heading1">
-    <w:name w:val="Heading 1"/>
-    <w:basedOn w:val="Normal"/>
-    <w:next w:val="Normal"/>
-    <w:qFormat/>
-    <w:rPr>
-      <w:color w:val="2E74B5"/>
-      <w:sz w:val="32"/>
-      <w:szCs w:val="32"/>
-    </w:rPr>
-  </w:style>
-  <w:style w:type="paragraph" w:styleId="Heading2">
-    <w:name w:val="Heading 2"/>
-    <w:basedOn w:val="Normal"/>
-    <w:next w:val="Normal"/>
-    <w:qFormat/>
-    <w:rPr>
-      <w:color w:val="2E74B5"/>
-      <w:sz w:val="26"/>
-      <w:szCs w:val="26"/>
-    </w:rPr>
-  </w:style>
   <w:style w:type="paragraph" w:styleId="Heading3">
     <w:name w:val="Heading 3"/>
     <w:basedOn w:val="Normal"/>
     <w:next w:val="Normal"/>
     <w:qFormat/>
+    <w:pPr>
+      <w:keepNext/>
+      <w:keepLines/>
+      <w:spacing w:after="100" w:before="220"/>
+      <w:outlineLvl w:val="2"/>
+    </w:pPr>
     <w:rPr>
-      <w:color w:val="1F4D78"/>
-      <w:sz w:val="24"/>
-      <w:szCs w:val="24"/>
+      <w:rFonts w:ascii="Aptos" w:cs="Aptos" w:eastAsia="Aptos" w:hAnsi="Aptos"/>
+      <w:b/>
+      <w:bCs/>
+      <w:color w:val="1B3A5C"/>
+      <w:sz w:val="26"/>
+      <w:szCs w:val="26"/>
     </w:rPr>
   </w:style>
   <w:style w:type="paragraph" w:styleId="Heading4">
@@ -3439,10 +3448,19 @@
     <w:basedOn w:val="Normal"/>
     <w:next w:val="Normal"/>
     <w:qFormat/>
+    <w:pPr>
+      <w:keepNext/>
+      <w:keepLines/>
+      <w:spacing w:after="100" w:before="220"/>
+      <w:outlineLvl w:val="3"/>
+    </w:pPr>
     <w:rPr>
-      <w:i/>
-      <w:iCs/>
-      <w:color w:val="2E74B5"/>
+      <w:rFonts w:ascii="Aptos" w:cs="Aptos" w:eastAsia="Aptos" w:hAnsi="Aptos"/>
+      <w:b/>
+      <w:bCs/>
+      <w:color w:val="1B3A5C"/>
+      <w:sz w:val="24"/>
+      <w:szCs w:val="24"/>
     </w:rPr>
   </w:style>
   <w:style w:type="paragraph" w:styleId="Heading5">
@@ -3450,8 +3468,19 @@
     <w:basedOn w:val="Normal"/>
     <w:next w:val="Normal"/>
     <w:qFormat/>
+    <w:pPr>
+      <w:keepNext/>
+      <w:keepLines/>
+      <w:spacing w:after="100" w:before="220"/>
+      <w:outlineLvl w:val="4"/>
+    </w:pPr>
     <w:rPr>
-      <w:color w:val="2E74B5"/>
+      <w:rFonts w:ascii="Aptos" w:cs="Aptos" w:eastAsia="Aptos" w:hAnsi="Aptos"/>
+      <w:b/>
+      <w:bCs/>
+      <w:color w:val="1B3A5C"/>
+      <w:sz w:val="24"/>
+      <w:szCs w:val="24"/>
     </w:rPr>
   </w:style>
   <w:style w:type="paragraph" w:styleId="Heading6">
@@ -3459,8 +3488,19 @@
     <w:basedOn w:val="Normal"/>
     <w:next w:val="Normal"/>
     <w:qFormat/>
+    <w:pPr>
+      <w:keepNext/>
+      <w:keepLines/>
+      <w:spacing w:after="100" w:before="220"/>
+      <w:outlineLvl w:val="5"/>
+    </w:pPr>
     <w:rPr>
-      <w:color w:val="1F4D78"/>
+      <w:rFonts w:ascii="Aptos" w:cs="Aptos" w:eastAsia="Aptos" w:hAnsi="Aptos"/>
+      <w:b/>
+      <w:bCs/>
+      <w:color w:val="1B3A5C"/>
+      <w:sz w:val="24"/>
+      <w:szCs w:val="24"/>
     </w:rPr>
   </w:style>
   <w:style w:type="paragraph" w:styleId="Strong">
@@ -3568,6 +3608,8 @@
     <w:next w:val="Normal"/>
     <w:qFormat/>
     <w:pPr>
+      <w:keepNext/>
+      <w:keepLines/>
       <w:spacing w:after="160" w:before="240"/>
       <w:outlineLvl w:val="0"/>
     </w:pPr>
@@ -3586,6 +3628,8 @@
     <w:next w:val="Normal"/>
     <w:qFormat/>
     <w:pPr>
+      <w:keepNext/>
+      <w:keepLines/>
       <w:spacing w:after="100" w:before="220"/>
       <w:outlineLvl w:val="1"/>
     </w:pPr>
